--- a/4.质量管理/2.运行记录类文件/040201-2025年内部审核计划.docx
+++ b/4.质量管理/2.运行记录类文件/040201-2025年内部审核计划.docx
@@ -29,7 +29,7 @@
           <w:sz w:val="36"/>
           <w:szCs w:val="36"/>
         </w:rPr>
-        <w:t>甘肃国邦信息科技有限公司</w:t>
+        <w:t>中达丰集团有限公司</w:t>
       </w:r>
       <w:r>
         <w:rPr>
@@ -886,7 +886,7 @@
                 <w:spacing w:val="-10"/>
                 <w:lang w:val="en-US" w:eastAsia="zh-CN"/>
               </w:rPr>
-              <w:t>金文莉</w:t>
+              <w:t>李平</w:t>
             </w:r>
           </w:p>
           <w:p>
@@ -910,7 +910,7 @@
                 <w:rFonts w:hint="eastAsia"/>
                 <w:spacing w:val="7"/>
               </w:rPr>
-              <w:t>游天舒</w:t>
+              <w:t>秦立祥</w:t>
             </w:r>
             <w:r>
               <w:rPr>
@@ -926,7 +926,7 @@
                 <w:spacing w:val="7"/>
                 <w:lang w:val="en-US" w:eastAsia="zh-CN"/>
               </w:rPr>
-              <w:t>胡葛鹏宇、王海燕、牛凯娟</w:t>
+              <w:t>肖龙莽、庄霞、牛凯娟</w:t>
             </w:r>
           </w:p>
         </w:tc>
@@ -1112,7 +1112,7 @@
                 <w:rFonts w:hint="eastAsia"/>
                 <w:spacing w:val="4"/>
               </w:rPr>
-              <w:t>王海燕</w:t>
+              <w:t>庄霞</w:t>
             </w:r>
             <w:r>
               <w:rPr>
@@ -1204,7 +1204,7 @@
               <w:rPr>
                 <w:rFonts w:hint="eastAsia"/>
               </w:rPr>
-              <w:t>金文莉</w:t>
+              <w:t>李平</w:t>
             </w:r>
             <w:r>
               <w:rPr>
@@ -1297,7 +1297,7 @@
                 <w:spacing w:val="4"/>
                 <w:lang w:val="en-US" w:eastAsia="zh-CN"/>
               </w:rPr>
-              <w:t xml:space="preserve">黄益溪 </w:t>
+              <w:t xml:space="preserve">吴向阳 </w:t>
             </w:r>
             <w:r>
               <w:rPr>
@@ -1827,7 +1827,7 @@
                 <w:rFonts w:hint="eastAsia"/>
                 <w:lang w:val="en-US" w:eastAsia="zh-CN"/>
               </w:rPr>
-              <w:t>人力部</w:t>
+              <w:t>人力资源部</w:t>
             </w:r>
           </w:p>
         </w:tc>
@@ -1924,7 +1924,7 @@
                 <w:rFonts w:hint="eastAsia"/>
                 <w:spacing w:val="7"/>
               </w:rPr>
-              <w:t>游天舒</w:t>
+              <w:t>秦立祥</w:t>
             </w:r>
           </w:p>
         </w:tc>
@@ -2131,7 +2131,7 @@
                 <w:rFonts w:hint="eastAsia"/>
                 <w:spacing w:val="7"/>
               </w:rPr>
-              <w:t>游天舒</w:t>
+              <w:t>秦立祥</w:t>
             </w:r>
           </w:p>
         </w:tc>
@@ -2274,7 +2274,7 @@
                 <w:rFonts w:hint="eastAsia"/>
                 <w:spacing w:val="4"/>
               </w:rPr>
-              <w:t>胡葛鹏宇</w:t>
+              <w:t>肖龙莽</w:t>
             </w:r>
           </w:p>
         </w:tc>
@@ -2587,7 +2587,7 @@
                 <w:rFonts w:hint="eastAsia"/>
                 <w:spacing w:val="7"/>
               </w:rPr>
-              <w:t>游天舒</w:t>
+              <w:t>秦立祥</w:t>
             </w:r>
           </w:p>
         </w:tc>
@@ -3058,7 +3058,7 @@
                 <w:rFonts w:hint="eastAsia"/>
                 <w:spacing w:val="6"/>
               </w:rPr>
-              <w:t>金文莉</w:t>
+              <w:t>李平</w:t>
             </w:r>
           </w:p>
         </w:tc>
